--- a/contents/battle-workbook/secuops-w11.docx
+++ b/contents/battle-workbook/secuops-w11.docx
@@ -261,7 +261,7 @@
           <w:rFonts w:ascii="맑은 고딕" w:hAnsi="맑은 고딕" w:eastAsia="맑은 고딕"/>
           <w:sz w:val="21"/>
         </w:rPr>
-        <w:t xml:space="preserve">▸ 알아둘 점 — 이 6v6엔 sysmon이 </w:t>
+        <w:t xml:space="preserve">▸ 알아둘 점 — 이 el34엔 sysmon이 </w:t>
       </w:r>
       <w:r>
         <w:rPr>
@@ -561,7 +561,7 @@
           <w:b/>
           <w:sz w:val="22"/>
         </w:rPr>
-        <w:t>▶ 실행 결과 화면 (스크린샷 붙여넣기)</w:t>
+        <w:t>▶ 실행 결과 (출력/스크린샷)</w:t>
       </w:r>
     </w:p>
     <w:tbl>
@@ -595,7 +595,7 @@
                 <w:color w:val="AAAAAA"/>
                 <w:sz w:val="18"/>
               </w:rPr>
-              <w:t>여기에 결과 스크린샷을 붙여넣으세요 (커서를 두고 Ctrl+V)</w:t>
+              <w:t>여기에 결과 출력을 적거나 스크린샷을 붙여넣으세요 (커서를 두고 Ctrl+V)</w:t>
             </w:r>
           </w:p>
         </w:tc>
@@ -905,7 +905,7 @@
           <w:b/>
           <w:sz w:val="22"/>
         </w:rPr>
-        <w:t>▶ 실행 결과 화면 (스크린샷 붙여넣기)</w:t>
+        <w:t>▶ 실행 결과 (출력/스크린샷)</w:t>
       </w:r>
     </w:p>
     <w:tbl>
@@ -939,7 +939,7 @@
                 <w:color w:val="AAAAAA"/>
                 <w:sz w:val="18"/>
               </w:rPr>
-              <w:t>여기에 결과 스크린샷을 붙여넣으세요 (커서를 두고 Ctrl+V)</w:t>
+              <w:t>여기에 결과 출력을 적거나 스크린샷을 붙여넣으세요 (커서를 두고 Ctrl+V)</w:t>
             </w:r>
           </w:p>
         </w:tc>
@@ -1212,7 +1212,7 @@
           <w:b/>
           <w:sz w:val="22"/>
         </w:rPr>
-        <w:t>▶ 실행 결과 화면 (스크린샷 붙여넣기)</w:t>
+        <w:t>▶ 실행 결과 (출력/스크린샷)</w:t>
       </w:r>
     </w:p>
     <w:tbl>
@@ -1246,7 +1246,7 @@
                 <w:color w:val="AAAAAA"/>
                 <w:sz w:val="18"/>
               </w:rPr>
-              <w:t>여기에 결과 스크린샷을 붙여넣으세요 (커서를 두고 Ctrl+V)</w:t>
+              <w:t>여기에 결과 출력을 적거나 스크린샷을 붙여넣으세요 (커서를 두고 Ctrl+V)</w:t>
             </w:r>
           </w:p>
         </w:tc>
@@ -1494,7 +1494,7 @@
           <w:b/>
           <w:sz w:val="22"/>
         </w:rPr>
-        <w:t>▶ 실행 결과 화면 (스크린샷 붙여넣기)</w:t>
+        <w:t>▶ 실행 결과 (출력/스크린샷)</w:t>
       </w:r>
     </w:p>
     <w:tbl>
@@ -1528,7 +1528,7 @@
                 <w:color w:val="AAAAAA"/>
                 <w:sz w:val="18"/>
               </w:rPr>
-              <w:t>여기에 결과 스크린샷을 붙여넣으세요 (커서를 두고 Ctrl+V)</w:t>
+              <w:t>여기에 결과 출력을 적거나 스크린샷을 붙여넣으세요 (커서를 두고 Ctrl+V)</w:t>
             </w:r>
           </w:p>
         </w:tc>
@@ -1818,7 +1818,7 @@
           <w:b/>
           <w:sz w:val="22"/>
         </w:rPr>
-        <w:t>▶ 실행 결과 화면 (스크린샷 붙여넣기)</w:t>
+        <w:t>▶ 실행 결과 (출력/스크린샷)</w:t>
       </w:r>
     </w:p>
     <w:tbl>
@@ -1852,7 +1852,7 @@
                 <w:color w:val="AAAAAA"/>
                 <w:sz w:val="18"/>
               </w:rPr>
-              <w:t>여기에 결과 스크린샷을 붙여넣으세요 (커서를 두고 Ctrl+V)</w:t>
+              <w:t>여기에 결과 출력을 적거나 스크린샷을 붙여넣으세요 (커서를 두고 Ctrl+V)</w:t>
             </w:r>
           </w:p>
         </w:tc>
@@ -2166,7 +2166,7 @@
           <w:b/>
           <w:sz w:val="22"/>
         </w:rPr>
-        <w:t>▶ 실행 결과 화면 (스크린샷 붙여넣기)</w:t>
+        <w:t>▶ 실행 결과 (출력/스크린샷)</w:t>
       </w:r>
     </w:p>
     <w:tbl>
@@ -2200,7 +2200,7 @@
                 <w:color w:val="AAAAAA"/>
                 <w:sz w:val="18"/>
               </w:rPr>
-              <w:t>여기에 결과 스크린샷을 붙여넣으세요 (커서를 두고 Ctrl+V)</w:t>
+              <w:t>여기에 결과 출력을 적거나 스크린샷을 붙여넣으세요 (커서를 두고 Ctrl+V)</w:t>
             </w:r>
           </w:p>
         </w:tc>
@@ -2459,7 +2459,7 @@
           <w:b/>
           <w:sz w:val="22"/>
         </w:rPr>
-        <w:t>▶ 실행 결과 화면 (스크린샷 붙여넣기)</w:t>
+        <w:t>▶ 실행 결과 (출력/스크린샷)</w:t>
       </w:r>
     </w:p>
     <w:tbl>
@@ -2493,7 +2493,7 @@
                 <w:color w:val="AAAAAA"/>
                 <w:sz w:val="18"/>
               </w:rPr>
-              <w:t>여기에 결과 스크린샷을 붙여넣으세요 (커서를 두고 Ctrl+V)</w:t>
+              <w:t>여기에 결과 출력을 적거나 스크린샷을 붙여넣으세요 (커서를 두고 Ctrl+V)</w:t>
             </w:r>
           </w:p>
         </w:tc>
